--- a/thesis/003_ThesisProposal_Draft_042.docx
+++ b/thesis/003_ThesisProposal_Draft_042.docx
@@ -11231,7 +11231,7 @@
           <w:sz w:val="22"/>
           <w:szCs w:val="22"/>
         </w:rPr>
-        <w:t>Outcome type was coded for all 60 abstracts under five categories based on the abstract’s own results language, not the title or methods alone. Binary covers presence or absence findings and diagnostic positive or negative results (for example, zone of inhibition versus none). Continuous covers graded measures such as means, yields, rates, and concentrations. Mixed covers abstracts that combine more than one of those reporting styles. Null/NS covers abstracts that explicitly report non-significance or no significant difference. Other covers results language that does not fit the four boxes cleanly, including descriptive profiles or rankings that are not clearly binary, continuous, mixed, or null. Table 7 shows the distribution: Null/NS 21, Binary 15, Continuous 10, Mixed 9, and Other 5. On that coding, the binary-outcome account of VM density is not supported. VM Binary abstracts average 0.38 hedges (n=8). Biology Binary abstracts average 1.57 (n=7). Same outcome class, substantially more hedging in Biology. The low VM rate is therefore better read as a pattern within this VM subset than as an effect of binary evidence as such. Agriculture accounts for 14 of 21 Null/NS abstracts, against 2 of 20 in Veterinary Medicine, and those Agriculture Null/NS texts average about 1.5 hedges. That elevation, however, is carried by Acs2 (8 hedges). Without Acs2 the remaining 13 Null/NS Agriculture abstracts average 1.0 hedge, the same as the non-Null Agriculture abstracts. Acs2 is still worth noting on its own terms: the writer reports that statistical significance was not observed, then hedges that the treatment could still offer potential benefits, a rescue framing that matches the introduction’s concern with overclaiming. It cannot support a Null/NS-level claim. Agriculture also has zero Binary outcomes in this sample, so discipline and study design are entangled. A formal comparison of hedge rate by outcome type across all 60 abstracts is not reported. With small cells, both the VM reading and the outcome-type patterns remain suggestive.</w:t>
+        <w:t>Outcome type classifies how each abstract reports its main results. Coding used the abstract’s own results language, not the title or methods alone. The five categories are as follows. Binary (15 abstracts) means presence or absence findings or clear yes or no outcomes, such as zone of inhibition versus none, pathogen detected versus not detected, or positive versus negative diagnostic results. Continuous (10 abstracts) means graded quantities such as means, yields, rates, concentrations, or growth measures. Mixed (9 abstracts) means the abstract combines more than one outcome style, for example binary plus continuous, or continuous plus a null test. Null/NS (21 abstracts) means the abstract explicitly reports non-significance, no significant difference, or a null statistical result. Other (5 abstracts) means the results language does not fit the four boxes cleanly, for example descriptive profiles, rankings, or designs that are not clearly binary, continuous, mixed, or null. Table 7 shows the distribution across disciplines. These categories are not hedge types. They describe study outcomes so that density patterns can be read against result style. On that coding, the binary-outcome account of VM density is not supported. VM Binary abstracts average 0.38 hedges (n=8). Biology Binary abstracts average 1.57 (n=7). Same outcome class, substantially more hedging in Biology. The low VM rate is therefore better read as a pattern within this VM subset than as an effect of binary evidence as such. Agriculture accounts for 14 of 21 Null/NS abstracts, against 2 of 20 in Veterinary Medicine, and those Agriculture Null/NS texts average about 1.5 hedges. That elevation, however, is carried by Acs2 (8 hedges). Without Acs2 the remaining 13 Null/NS Agriculture abstracts average 1.0 hedge, the same as the non-Null Agriculture abstracts. Acs2 is still worth noting on its own terms: the writer reports that statistical significance was not observed, then hedges that the treatment could still offer potential benefits, a rescue framing that matches the introduction’s concern with overclaiming. It cannot support a Null/NS-level claim. Agriculture also has zero Binary outcomes in this sample, so discipline and study design are entangled. A formal comparison of hedge rate by outcome type across all 60 abstracts is not reported. With small cells, both the VM reading and the outcome-type patterns remain suggestive.</w:t>
       </w:r>
     </w:p>
     <w:p>

--- a/thesis/003_ThesisProposal_Draft_042.docx
+++ b/thesis/003_ThesisProposal_Draft_042.docx
@@ -12160,7 +12160,7 @@
           <w:szCs w:val="22"/>
           <w:rtl w:val="0"/>
         </w:rPr>
-        <w:t xml:space="preserve">Khunasathitchai, K., Sittironnarit, S., Sinturat, T., &amp; Kumdee, S. (2025). Move analysis and hedge use in the research paper abstracts of Thai EFL English-majored undergraduates. </w:t>
+        <w:t>Khunasathitchai, K., Sittironnarit, S., Sinturat, T., &amp; Kumdee, S. (2025). Move analysis and hedge use in the research paper abstracts of Thai EFL English-majored undergraduates. rEFLections, 32(2), 951–973. https://doi.org/10.61508/refl.v32i2.282512</w:t>
       </w:r>
       <w:r>
         <w:rPr>
@@ -12173,46 +12173,18 @@
           <w:szCs w:val="22"/>
           <w:rtl w:val="0"/>
         </w:rPr>
-        <w:t>rEFLections, 32(2), 951–973.</w:t>
-      </w:r>
-      <w:r>
-        <w:rPr>
-          <w:rFonts w:ascii="Georgia" w:cs="Georgia" w:eastAsia="Georgia" w:hAnsi="Georgia"/>
-          <w:b w:val="0"/>
-          <w:bCs w:val="0"/>
-          <w:i w:val="0"/>
-          <w:iCs w:val="0"/>
-          <w:sz w:val="22"/>
-          <w:szCs w:val="22"/>
-          <w:rtl w:val="0"/>
-        </w:rPr>
-        <w:t/>
-      </w:r>
-      <w:r>
-        <w:rPr>
-          <w:rtl w:val="0"/>
-        </w:rPr>
-      </w:r>
-    </w:p>
-    <w:p>
-      <w:pPr>
-        <w:spacing w:before="0" w:after="0" w:line="480" w:lineRule="auto"/>
-        <w:ind w:left="720" w:hanging="720"/>
-        <w:jc w:val="both"/>
-        <w:rPr/>
-      </w:pPr>
-      <w:r>
-        <w:rPr>
-          <w:rFonts w:ascii="Georgia" w:cs="Georgia" w:eastAsia="Georgia" w:hAnsi="Georgia"/>
-          <w:b w:val="0"/>
-          <w:bCs w:val="0"/>
-          <w:i w:val="0"/>
-          <w:iCs w:val="0"/>
-          <w:sz w:val="22"/>
-          <w:szCs w:val="22"/>
-          <w:rtl w:val="0"/>
-        </w:rPr>
-        <w:t>https://doi.org/10.61508/refl.v32i2.282512</w:t>
+      </w:r>
+      <w:r>
+        <w:rPr>
+          <w:rFonts w:ascii="Georgia" w:cs="Georgia" w:eastAsia="Georgia" w:hAnsi="Georgia"/>
+          <w:b w:val="0"/>
+          <w:bCs w:val="0"/>
+          <w:i w:val="0"/>
+          <w:iCs w:val="0"/>
+          <w:sz w:val="22"/>
+          <w:szCs w:val="22"/>
+          <w:rtl w:val="0"/>
+        </w:rPr>
       </w:r>
       <w:r>
         <w:rPr>
